--- a/空间前沿.docx
+++ b/空间前沿.docx
@@ -16,7 +16,7 @@
           <w:noProof/>
         </w:rPr>
         <w:drawing>
-          <wp:anchor distT="0" distB="0" distL="114300" distR="114300" simplePos="0" relativeHeight="251659264" behindDoc="1" locked="0" layoutInCell="1" allowOverlap="1" wp14:anchorId="2CC71709" wp14:editId="51C66C22">
+          <wp:anchor distT="0" distB="0" distL="114300" distR="114300" simplePos="0" relativeHeight="251659264" behindDoc="1" locked="0" layoutInCell="1" allowOverlap="1" wp14:anchorId="2CC71709" wp14:editId="364FB574">
             <wp:simplePos x="0" y="0"/>
             <wp:positionH relativeFrom="margin">
               <wp:posOffset>800100</wp:posOffset>
@@ -613,6 +613,14 @@
                 <w:kern w:val="0"/>
                 <w:szCs w:val="28"/>
               </w:rPr>
+              <w:t>2023211908、</w:t>
+            </w:r>
+            <w:r>
+              <w:rPr>
+                <w:rFonts w:ascii="黑体" w:eastAsia="黑体" w:hAnsi="黑体" w:cs="黑体" w:hint="eastAsia"/>
+                <w:kern w:val="0"/>
+                <w:szCs w:val="28"/>
+              </w:rPr>
               <w:t>2023211805</w:t>
             </w:r>
           </w:p>
@@ -675,6 +683,14 @@
                 <w:szCs w:val="28"/>
               </w:rPr>
             </w:pPr>
+            <w:r>
+              <w:rPr>
+                <w:rFonts w:ascii="黑体" w:eastAsia="黑体" w:hAnsi="黑体" w:cs="黑体" w:hint="eastAsia"/>
+                <w:kern w:val="0"/>
+                <w:szCs w:val="28"/>
+              </w:rPr>
+              <w:t>徐铚粒、</w:t>
+            </w:r>
             <w:r>
               <w:rPr>
                 <w:rFonts w:ascii="黑体" w:eastAsia="黑体" w:hAnsi="黑体" w:cs="黑体" w:hint="eastAsia"/>
